--- a/resources/civil-tender-template.docx
+++ b/resources/civil-tender-template.docx
@@ -1691,7 +1691,7 @@
               <w:rPr>
                 <w:b/>
               </w:rPr>
-              <w:t xml:space="preserve">               </w:t>
+              <w:t>{{Tender Percentage}}</w:t>
             </w:r>
           </w:p>
         </w:tc>

--- a/resources/civil-tender-template.docx
+++ b/resources/civil-tender-template.docx
@@ -2089,6 +2089,11 @@
           <w:sz w:val="18"/>
           <w:szCs w:val="18"/>
         </w:rPr>
+      </w:r>
+    </w:p>
+    <w:p>
+      <w:r>
+        <w:br w:type="page"/>
       </w:r>
     </w:p>
     <w:p>
@@ -6381,7 +6386,7 @@
           <w:sz w:val="18"/>
           <w:szCs w:val="18"/>
         </w:rPr>
-        <w:t>…………………………………………………</w:t>
+        <w:t>{{NIT No}}</w:t>
       </w:r>
     </w:p>
     <w:p>
@@ -32480,6 +32485,15 @@
                 <w:u w:val="none"/>
               </w:rPr>
             </w:r>
+            <w:r>
+              <w:rPr>
+                <w:rFonts w:ascii="Cambria" w:hAnsi="Cambria" w:cs="Cambria"/>
+                <w:b/>
+                <w:sz w:val="18"/>
+                <w:szCs w:val="18"/>
+              </w:rPr>
+              <w:t xml:space="preserve">{{Name of the work}}</w:t>
+            </w:r>
           </w:p>
         </w:tc>
       </w:tr>
@@ -39254,6 +39268,15 @@
                 <w:u w:val="none"/>
               </w:rPr>
             </w:r>
+            <w:r>
+              <w:rPr>
+                <w:rFonts w:ascii="Cambria" w:hAnsi="Cambria" w:cs="Cambria"/>
+                <w:b/>
+                <w:sz w:val="18"/>
+                <w:szCs w:val="18"/>
+              </w:rPr>
+              <w:t xml:space="preserve">{{Name of the work}}</w:t>
+            </w:r>
           </w:p>
           <w:p>
             <w:pPr>
@@ -41715,6 +41738,15 @@
                 <w:highlight w:val="yellow"/>
                 <w:u w:val="none"/>
               </w:rPr>
+            </w:r>
+            <w:r>
+              <w:rPr>
+                <w:rFonts w:ascii="Cambria" w:hAnsi="Cambria" w:cs="Cambria"/>
+                <w:b/>
+                <w:sz w:val="18"/>
+                <w:szCs w:val="18"/>
+              </w:rPr>
+              <w:t xml:space="preserve">{{Name of the work}}</w:t>
             </w:r>
           </w:p>
           <w:p>
@@ -42513,7 +42545,7 @@
         <w:tab/>
         <w:t>:</w:t>
         <w:tab/>
-        <w:t xml:space="preserve"> …….</w:t>
+        <w:t xml:space="preserve">  {{GST}}</w:t>
       </w:r>
     </w:p>
     <w:p>
@@ -42555,7 +42587,7 @@
           <w:szCs w:val="18"/>
           <w:highlight w:val="yellow"/>
         </w:rPr>
-        <w:t>…………. /-</w:t>
+        <w:t>{{Labour Cess}} /-</w:t>
       </w:r>
     </w:p>
     <w:p>
@@ -42722,6 +42754,15 @@
                 <w:u w:val="none"/>
               </w:rPr>
             </w:r>
+            <w:r>
+              <w:rPr>
+                <w:rFonts w:ascii="Cambria" w:hAnsi="Cambria" w:cs="Cambria"/>
+                <w:b/>
+                <w:sz w:val="18"/>
+                <w:szCs w:val="18"/>
+              </w:rPr>
+              <w:t xml:space="preserve">{{Name of the work}}</w:t>
+            </w:r>
           </w:p>
           <w:p>
             <w:pPr>
@@ -42870,7 +42911,7 @@
           <w:sz w:val="18"/>
           <w:szCs w:val="18"/>
         </w:rPr>
-        <w:t>I Sri / Smt./M/s. ……………………………………………………….. do hereby express my willingness to execute the aforesaid work as per the conditions, standards, specifications, rules, regulations, etc., stipulated in the tender documents.</w:t>
+        <w:t>I Sri / Smt./M/s. {{Agency Name}} do hereby express my willingness to execute the aforesaid work as per the conditions, standards, specifications, rules, regulations, etc., stipulated in the tender documents.</w:t>
       </w:r>
     </w:p>
     <w:p>
@@ -42922,7 +42963,7 @@
           <w:sz w:val="18"/>
           <w:szCs w:val="18"/>
         </w:rPr>
-        <w:t xml:space="preserve">At an overall tender percentage of ………….…….. (In figures)……………………………………………………………………………. (In words) </w:t>
+        <w:t xml:space="preserve">At an overall tender percentage of {{Tender Percentage Figures}} (In figures){{Tender Percentage Words}} (In words) </w:t>
       </w:r>
       <w:r>
         <w:rPr>
@@ -43239,7 +43280,7 @@
         <w:bCs/>
         <w:sz w:val="18"/>
       </w:rPr>
-      <w:t xml:space="preserve">  EXECUTIVE ENGINEER, Circle No._____</w:t>
+      <w:t xml:space="preserve">  EXECUTIVE ENGINEER, {{Circle}} Circle-{{CNO}},</w:t>
     </w:r>
   </w:p>
   <w:p>
@@ -43271,7 +43312,7 @@
         <w:bCs/>
         <w:sz w:val="18"/>
       </w:rPr>
-      <w:t>QUTHBULLAPUR ZONE, C.M.C.</w:t>
+      <w:t>{{Zone}} Zone, C.M.C.</w:t>
     </w:r>
   </w:p>
 </w:ftr>
@@ -43439,7 +43480,7 @@
         <w:bCs/>
         <w:sz w:val="18"/>
       </w:rPr>
-      <w:t xml:space="preserve">  EXECUTIVE ENGINEER, Circle No._______</w:t>
+      <w:t xml:space="preserve">  EXECUTIVE ENGINEER, {{Circle}} Circle-{{CNO}},</w:t>
     </w:r>
   </w:p>
   <w:p>
@@ -43471,7 +43512,7 @@
         <w:bCs/>
         <w:sz w:val="18"/>
       </w:rPr>
-      <w:t>QUTHBULLAPUR ZONE, C.M.C.</w:t>
+      <w:t>{{Zone}} Zone, C.M.C.</w:t>
     </w:r>
   </w:p>
 </w:ftr>

--- a/resources/civil-tender-template.docx
+++ b/resources/civil-tender-template.docx
@@ -151,7 +151,7 @@
           <w:sz w:val="28"/>
           <w:lang w:val="en"/>
         </w:rPr>
-        <w:t>Cyberabad Municipal Corporation</w:t>
+        <w:t>{{Corp Full}}</w:t>
         <w:br/>
       </w:r>
       <w:r>
@@ -272,10 +272,10 @@
           <w:sz w:val="22"/>
           <w:szCs w:val="22"/>
         </w:rPr>
-        <w:t>A.B. No.            /EE/_____________________________/CMC/2026-27</w:t>
-        <w:tab/>
-        <w:tab/>
-        <w:t xml:space="preserve">             Date:      /     /2026  </w:t>
+        <w:t xml:space="preserve">A.B. No.            /EE/_____________________________/{{Corporation}}/2026-27             Date:      /     /2026  </w:t>
+        <w:tab/>
+        <w:tab/>
+        <w:t xml:space="preserve"/>
       </w:r>
     </w:p>
     <w:p>
@@ -2231,7 +2231,7 @@
           <w:sz w:val="32"/>
           <w:lang w:val="en"/>
         </w:rPr>
-        <w:t>Cyberabad Municipal Corporation</w:t>
+        <w:t>{{Corp Full}}</w:t>
         <w:br/>
       </w:r>
       <w:r>
@@ -3024,7 +3024,7 @@
                 <w:szCs w:val="18"/>
                 <w:effect w:val="blinkBackground"/>
               </w:rPr>
-              <w:t>CLASS-V CIVIL and above having G.H.M.C./C.M.C.. REGISTRATION</w:t>
+              <w:t>CLASS-V CIVIL and above having G.H.M.C./{{Corporation}}. REGISTRATION</w:t>
             </w:r>
           </w:p>
         </w:tc>
@@ -4363,9 +4363,9 @@
           <w:sz w:val="18"/>
           <w:szCs w:val="18"/>
         </w:rPr>
-        <w:t>(a)</w:t>
-        <w:tab/>
-        <w:t>Bidders need to contact the Executive Engineer, C.M.C.., for any information on e-Procurement.</w:t>
+        <w:t>(a)Bidders need to contact the Executive Engineer, {{Corporation}}., for any information on e-Procurement.</w:t>
+        <w:tab/>
+        <w:t/>
       </w:r>
     </w:p>
     <w:p>
@@ -5018,9 +5018,9 @@
           <w:sz w:val="18"/>
           <w:szCs w:val="18"/>
         </w:rPr>
-        <w:t>(m)</w:t>
-        <w:tab/>
-        <w:t>The tenders will be opened by the Executive Engineer, C.M.C.., or his nominee at his office in the presence of tenderers or their authorized representatives, on the dates mentioned in NIT.  If the Office happens to be closed on the dates, the opening of tenders gets automatically postponed to the next working date, the time being unaltered, unless extended by corrigendum placed in e-procurement market place.</w:t>
+        <w:t xml:space="preserve">(m)The tenders will be opened by the Executive Engineer, {{Corporation}}., or his nominee at his office in the presence of tenderers or their authorized representatives, on the dates mentioned in NIT.  If the Office happens to be closed on the dates, the opening of tenders gets automatically postponed to the next working date, the time being unaltered, unless extended by corrigendum placed in e-procurement market place.</w:t>
+        <w:tab/>
+        <w:t/>
       </w:r>
     </w:p>
     <w:p>
@@ -5308,7 +5308,7 @@
           <w:szCs w:val="18"/>
           <w:effect w:val="blinkBackground"/>
         </w:rPr>
-        <w:t xml:space="preserve">any Nationalized Bank/Scheduled Commercial Bank in favour of the Commissioner, CMC, payable at Hyderabad to be valid for 6 months from the date of NIT. </w:t>
+        <w:t xml:space="preserve">any Nationalized Bank/Scheduled Commercial Bank in favour of the Commissioner, {{Corporation}}, payable at Hyderabad to be valid for 6 months from the date of NIT. </w:t>
       </w:r>
     </w:p>
     <w:p>
@@ -6363,9 +6363,9 @@
           <w:sz w:val="18"/>
           <w:szCs w:val="18"/>
         </w:rPr>
-        <w:t>1.1</w:t>
-        <w:tab/>
-        <w:t xml:space="preserve">The Executive Engineer, C.M.C.., invites tenders for the above works vide </w:t>
+        <w:t xml:space="preserve">1.1The Executive Engineer, {{Corporation}}., invites tenders for the above works vide </w:t>
+        <w:tab/>
+        <w:t xml:space="preserve"/>
       </w:r>
       <w:r>
         <w:rPr>
@@ -6418,7 +6418,7 @@
           <w:sz w:val="18"/>
           <w:szCs w:val="18"/>
         </w:rPr>
-        <w:t>Commissioner, CMC</w:t>
+        <w:t>Commissioner, {{Corporation}}</w:t>
       </w:r>
       <w:r>
         <w:rPr>
@@ -6479,7 +6479,7 @@
           <w:sz w:val="18"/>
           <w:szCs w:val="18"/>
         </w:rPr>
-        <w:t>Successful (L1) tenderer shall furnish the original hard copies of all the documents /DD/ certificates / statements up loaded by him before concluding agreement to the Executive Engineer, C.M.C..,</w:t>
+        <w:t>Successful (L1) tenderer shall furnish the original hard copies of all the documents /DD/ certificates / statements up loaded by him before concluding agreement to the Executive Engineer, {{Corporation}}.,</w:t>
       </w:r>
     </w:p>
     <w:p>
@@ -6520,7 +6520,7 @@
           <w:sz w:val="18"/>
           <w:szCs w:val="18"/>
         </w:rPr>
-        <w:t>The tenders will be opened by the Executive Engineer, C.M.C.., or his nominee at his office in the presence of tenderers or their authorized representatives, on the dates mentioned in NIT.  If the Office happens to be closed on the dates, the opening of tenders gets automatically postponed to the next working date, the time being unaltered, unless extended by corrigendum placed in e-procurement market place.</w:t>
+        <w:t xml:space="preserve">The tenders will be opened by the Executive Engineer, {{Corporation}}., or his nominee at his office in the presence of tenderers or their authorized representatives, on the dates mentioned in NIT.  If the Office happens to be closed on the dates, the opening of tenders gets automatically postponed to the next working date, the time being unaltered, unless extended by corrigendum placed in e-procurement market place.</w:t>
       </w:r>
     </w:p>
     <w:p>
@@ -9548,9 +9548,9 @@
           <w:sz w:val="18"/>
           <w:szCs w:val="18"/>
         </w:rPr>
-        <w:t>11.4</w:t>
-        <w:tab/>
-        <w:t xml:space="preserve">The eligible/qualified bids will be opened on line by the Executive Engineer ,C.M.C.. at the time and date as specified in the tender documents. All the statements, documents, certificates, DDs etc., uploaded by the tenderers will be downloaded for evaluation. The clarifications, particulars if any required from the bidders will be obtained or in the conventional method by addressing the bidders. The bids will be evaluated against the specified parameters/ criteria, same as in the case of conventional tenders and the eligible / qualified bidders’ price bids will be opened. </w:t>
+        <w:t xml:space="preserve">11.4The eligible/qualified bids will be opened on line by the Executive Engineer ,{{Corporation}}. at the time and date as specified in the tender documents. All the statements, documents, certificates, DDs etc., uploaded by the tenderers will be downloaded for evaluation. The clarifications, particulars if any required from the bidders will be obtained or in the conventional method by addressing the bidders. The bids will be evaluated against the specified parameters/ criteria, same as in the case of conventional tenders and the eligible / qualified bidders’ price bids will be opened. </w:t>
+        <w:tab/>
+        <w:t xml:space="preserve"/>
       </w:r>
     </w:p>
     <w:p>
@@ -10664,9 +10664,9 @@
           <w:sz w:val="18"/>
           <w:szCs w:val="18"/>
         </w:rPr>
-        <w:t>14.6.</w:t>
-        <w:tab/>
-        <w:t>In consideration of the Executive Engineer / Superintending Engineer /Chief Engineer undertaking to investigate and to take into account each tender and in consideration of the work thereby involved, all earnest monies deposited by the tenderer will be forfeited to the Cyberabad Municipal Corporation in the event of such tenderer either modifying or with-drawing his tender at his instance within the said validity period of three months.</w:t>
+        <w:t>14.6.In consideration of the Executive Engineer / Superintending Engineer /Chief Engineer undertaking to investigate and to take into account each tender and in consideration of the work thereby involved, all earnest monies deposited by the tenderer will be forfeited to the {{Corp Full}} in the event of such tenderer either modifying or with-drawing his tender at his instance within the said validity period of three months.</w:t>
+        <w:tab/>
+        <w:t/>
       </w:r>
     </w:p>
     <w:p>
@@ -11601,9 +11601,9 @@
           <w:sz w:val="18"/>
           <w:szCs w:val="18"/>
         </w:rPr>
-        <w:t>2</w:t>
-        <w:tab/>
-        <w:t>The Executive Engineer ,C.M.C.. may extend the dates for issue and receipt of Tenders by issuing an amendment in which case all rights and obligations of the Executive Engineer and the Tenderers will remain same as previously.</w:t>
+        <w:t>2The Executive Engineer ,{{Corporation}}. may extend the dates for issue and receipt of Tenders by issuing an amendment in which case all rights and obligations of the Executive Engineer and the Tenderers will remain same as previously.</w:t>
+        <w:tab/>
+        <w:t/>
       </w:r>
     </w:p>
     <w:p>
@@ -11982,7 +11982,7 @@
           <w:sz w:val="18"/>
           <w:szCs w:val="18"/>
         </w:rPr>
-        <w:t>: The SC / ST / Wadderas Labour Contract Societies and Individuals shall invariably upload / submit the list of works on hand and its value for considering their tender as per CMC Standing Committee Resolution No………………………</w:t>
+        <w:t>: The SC / ST / Wadderas Labour Contract Societies and Individuals shall invariably upload / submit the list of works on hand and its value for considering their tender as per {{Corporation}} Standing Committee Resolution No………………………</w:t>
       </w:r>
       <w:r>
         <w:rPr>
@@ -12448,9 +12448,9 @@
           <w:sz w:val="18"/>
           <w:szCs w:val="18"/>
         </w:rPr>
-        <w:t>25.1</w:t>
-        <w:tab/>
-        <w:t>The Executive Engineer, C.M.C.. will evaluate and compare the price bids of all the qualified Tenderers.</w:t>
+        <w:t>25.1The Executive Engineer, {{Corporation}}. will evaluate and compare the price bids of all the qualified Tenderers.</w:t>
+        <w:tab/>
+        <w:t/>
       </w:r>
     </w:p>
     <w:p>
@@ -12910,9 +12910,9 @@
           <w:sz w:val="18"/>
           <w:szCs w:val="18"/>
         </w:rPr>
-        <w:t>29.1</w:t>
-        <w:tab/>
-        <w:t>The Tenderer whose Tender has been accepted will be notified of the award of the work by the Executive Engineer, C.M.C.. prior to expiry of the Tender validity period by registered letter. This letter (hereinafter and in the Conditions of Contract called “Letter of Acceptance”) will indicate the sum that the Cyberabad Municipal Corporation will pay the Contractor in consideration of the execution, completion, and maintenance of the Works by the Contractor as prescribed by the Contract (hereinafter and in the Contract called the “Contract Amount”).</w:t>
+        <w:t>29.1The Tenderer whose Tender has been accepted will be notified of the award of the work by the Executive Engineer, {{Corporation}}. prior to expiry of the Tender validity period by registered letter. This letter (hereinafter and in the Conditions of Contract called “Letter of Acceptance”) will indicate the sum that the {{Corp Full}} will pay the Contractor in consideration of the execution, completion, and maintenance of the Works by the Contractor as prescribed by the Contract (hereinafter and in the Contract called the “Contract Amount”).</w:t>
+        <w:tab/>
+        <w:t/>
       </w:r>
     </w:p>
     <w:p>
@@ -12967,9 +12967,9 @@
           <w:sz w:val="18"/>
           <w:szCs w:val="18"/>
         </w:rPr>
-        <w:t>29.2</w:t>
-        <w:tab/>
-        <w:t>When a tender is to be accepted the concerned tenderer shall attend the office of the Executive Engineer concerned on the date fixed in the Letter of acceptance. Upon intimation being given by the Executive Engineer, of acceptance of his tender, the tenderers shall make payment of the balance E.M.D., and additional security deposit wherever needed by way of Demand Draft obtained from a Nationalized / Scheduled Commercial Bank with a validity period of required months, and sign an agreement in the form prescribed by the department for the due fulfillment of the contract. Failure to attend the Executive Engineer’s office on the date fixed, in the written intimation, to enter into the required agreement shall entail forfeiture of the Earnest Money deposited.  The written agreement to be entered into between the contractor and the CMC shall be the foundation of the rights and obligations of both the parties and the contract shall not be deemed to be complete until the agreement has first been signed by the contractor and then by the proper officer authorized to enter into contract on behalf of the CMC.</w:t>
+        <w:t xml:space="preserve">29.2When a tender is to be accepted the concerned tenderer shall attend the office of the Executive Engineer concerned on the date fixed in the Letter of acceptance. Upon intimation being given by the Executive Engineer, of acceptance of his tender, the tenderers shall make payment of the balance E.M.D., and additional security deposit wherever needed by way of Demand Draft obtained from a Nationalized / Scheduled Commercial Bank with a validity period of required months, and sign an agreement in the form prescribed by the department for the due fulfillment of the contract. Failure to attend the Executive Engineer’s office on the date fixed, in the written intimation, to enter into the required agreement shall entail forfeiture of the Earnest Money deposited.  The written agreement to be entered into between the contractor and the {{Corporation}} shall be the foundation of the rights and obligations of both the parties and the contract shall not be deemed to be complete until the agreement has first been signed by the contractor and then by the proper officer authorized to enter into contract on behalf of the {{Corporation}}.</w:t>
+        <w:tab/>
+        <w:t/>
       </w:r>
     </w:p>
     <w:p>
@@ -13115,9 +13115,9 @@
           <w:sz w:val="18"/>
           <w:szCs w:val="18"/>
         </w:rPr>
-        <w:t>30.1</w:t>
-        <w:tab/>
-        <w:t>The Cyberabad Municipal Corporation require that the bidders / suppliers / contractors under Cyberabad Municipal Corporation financed contracts, observe the highest standard of ethics during the procurement and execution of such contracts.  In pursuance of this policy, the Government</w:t>
+        <w:t xml:space="preserve">30.1The {{Corp Full}} require that the bidders / suppliers / contractors under {{Corp Full}} financed contracts, observe the highest standard of ethics during the procurement and execution of such contracts.  In pursuance of this policy, the Government</w:t>
+        <w:tab/>
+        <w:t/>
       </w:r>
     </w:p>
     <w:p>
@@ -14969,7 +14969,7 @@
           <w:sz w:val="18"/>
           <w:szCs w:val="18"/>
         </w:rPr>
-        <w:t>Cyberabad Municipal Corporation,</w:t>
+        <w:t>{{Corp Full}},</w:t>
       </w:r>
     </w:p>
     <w:p>
@@ -15039,7 +15039,7 @@
           <w:sz w:val="18"/>
           <w:szCs w:val="18"/>
         </w:rPr>
-        <w:t xml:space="preserve">as shown in the drawings and described in the specifications deposited in the office of the Executive Engineer, C.M.C.., with such variations by way of alterations or additions to, and omissions from the said works and method of payment as provided for in the “conditions of the contract” for the sum of </w:t>
+        <w:t xml:space="preserve">as shown in the drawings and described in the specifications deposited in the office of the Executive Engineer, {{Corporation}}., with such variations by way of alterations or additions to, and omissions from the said works and method of payment as provided for in the “conditions of the contract” for the sum of </w:t>
       </w:r>
       <w:r>
         <w:rPr>
@@ -18775,9 +18775,9 @@
           <w:sz w:val="18"/>
           <w:szCs w:val="18"/>
         </w:rPr>
-        <w:t>7.8</w:t>
-        <w:tab/>
-        <w:t xml:space="preserve">The Executive Engineer, C.M.C.. is the sole judge (a) to decide whether qualified technical staff is actually supervising the work and (b) to decide the actual period of absence of such staff which requires the above recovery to be enforced and his decision is final and binding on the contractor. </w:t>
+        <w:t xml:space="preserve">7.8The Executive Engineer, {{Corporation}}. is the sole judge (a) to decide whether qualified technical staff is actually supervising the work and (b) to decide the actual period of absence of such staff which requires the above recovery to be enforced and his decision is final and binding on the contractor. </w:t>
+        <w:tab/>
+        <w:t xml:space="preserve"/>
       </w:r>
       <w:r>
         <w:br w:type="page"/>
@@ -21858,7 +21858,7 @@
           <w:sz w:val="18"/>
           <w:szCs w:val="18"/>
         </w:rPr>
-        <w:t>Detailed programme in terms of collection of necessary materials and labour and in terms of finished items of work to confirmation of the above rate of progress shall be prepared and got approved by the Executive Engineer C.M.C.. concerned which shall be strictly adhered to.</w:t>
+        <w:t>Detailed programme in terms of collection of necessary materials and labour and in terms of finished items of work to confirmation of the above rate of progress shall be prepared and got approved by the Executive Engineer {{Corporation}}. concerned which shall be strictly adhered to.</w:t>
       </w:r>
     </w:p>
     <w:p>
@@ -23574,7 +23574,7 @@
           <w:sz w:val="18"/>
           <w:szCs w:val="18"/>
         </w:rPr>
-        <w:t xml:space="preserve">In addition to the normal inspection by the regular staff incharge of work, the work will also be inspected by the Assistant Engineer / Assistant Executive Engineer, Dy. Executive Engineer and Executive Engineer quality control cell (Q.C.C) or any agency appointed by C.M.C.. to check the Quality control or by the state or District level Vigilance cell unit and if any sub-standards work or excess payments are noticed with reference to measurement books etc., during the inspection, recoveries will be ordered based on their observation and these will be effected by the Executive Engineer incharge of the execution of the work.  The final bill will be released after a certificate furnished by the Executive Engineer or any agency appointed by C.M.C.. to check Quality Control concerned that the work has been executed as per standard specification and C.M.C.. Quality Control Manual. </w:t>
+        <w:t xml:space="preserve">In addition to the normal inspection by the regular staff incharge of work, the work will also be inspected by the Assistant Engineer / Assistant Executive Engineer, Dy. Executive Engineer and Executive Engineer quality control cell (Q.C.C) or any agency appointed by {{Corporation}}. to check the Quality control or by the state or District level Vigilance cell unit and if any sub-standards work or excess payments are noticed with reference to measurement books etc., during the inspection, recoveries will be ordered based on their observation and these will be effected by the Executive Engineer incharge of the execution of the work.  The final bill will be released after a certificate furnished by the Executive Engineer or any agency appointed by {{Corporation}}. to check Quality Control concerned that the work has been executed as per standard specification and {{Corporation}}. Quality Control Manual. </w:t>
       </w:r>
     </w:p>
     <w:p>
@@ -37107,7 +37107,7 @@
           <w:sz w:val="18"/>
           <w:szCs w:val="18"/>
         </w:rPr>
-        <w:t>All materials obtained from dismantling shall be property of the CMC. Any serviceable materials obtained during dismantling shall be separated out and stacked, measured &amp; stored properly as directed by the Executive Engineer. All Unserviceable Materials, Rubbish etc, shall be disposed off as directed by the Executive Engineer.</w:t>
+        <w:t>All materials obtained from dismantling shall be property of the {{Corporation}}. Any serviceable materials obtained during dismantling shall be separated out and stacked, measured &amp; stored properly as directed by the Executive Engineer. All Unserviceable Materials, Rubbish etc, shall be disposed off as directed by the Executive Engineer.</w:t>
       </w:r>
     </w:p>
     <w:p>
@@ -38039,7 +38039,7 @@
           <w:sz w:val="18"/>
           <w:szCs w:val="18"/>
         </w:rPr>
-        <w:t>The contractor shall procure ready mix concrete free from fly-ash from CMC approved firms / agencies only as per Standards Specification of Schedule ‘A’.</w:t>
+        <w:t>The contractor shall procure ready mix concrete free from fly-ash from {{Corporation}} approved firms / agencies only as per Standards Specification of Schedule ‘A’.</w:t>
       </w:r>
     </w:p>
     <w:p>
@@ -38219,7 +38219,7 @@
           <w:sz w:val="18"/>
           <w:szCs w:val="18"/>
         </w:rPr>
-        <w:t>iii) Executive Engineer, CMC concerned should endorsed the name of work on the bills / vouchers / invoices for which bitumen is utilized to avoid reuse of bills on other works.</w:t>
+        <w:t>iii) Executive Engineer, {{Corporation}} concerned should endorsed the name of work on the bills / vouchers / invoices for which bitumen is utilized to avoid reuse of bills on other works.</w:t>
       </w:r>
     </w:p>
     <w:p>
@@ -38238,7 +38238,7 @@
           <w:sz w:val="18"/>
           <w:szCs w:val="18"/>
         </w:rPr>
-        <w:t>iv) The contractors shall order and procure the bitumen CRBM work wise so that the contractor obtain invoice / bills work wise and submit the same to Executive Engineer, CMC while preparing the bills.</w:t>
+        <w:t>iv) The contractors shall order and procure the bitumen CRBM work wise so that the contractor obtain invoice / bills work wise and submit the same to Executive Engineer, {{Corporation}} while preparing the bills.</w:t>
       </w:r>
     </w:p>
     <w:p>
@@ -39940,9 +39940,9 @@
           <w:sz w:val="18"/>
           <w:szCs w:val="18"/>
         </w:rPr>
-        <w:t>b)</w:t>
-        <w:tab/>
-        <w:t xml:space="preserve">The tenderer shall examine, closely the A.P.S.S. / MORTH/IRC/BIS Codes and also the standard preliminary specifications contained therein and sign the Executive Engineer’s office copy of the APSS / MORTH and its addenda volume in token of such study before submitting his overall tender percentage which shall be for finished work in-situ.  He shall also carefully study the drawings and additional specifications and all the documents, which form part of the agreement to be entered into by the successful tenderer.  The APSS / MORTH and other documents connected with contract such as estimate plans, specifications, can be seen on all working days in the office of the Executive Engineer, C.M.C.., Hyderabad. </w:t>
+        <w:t xml:space="preserve">b)The tenderer shall examine, closely the A.P.S.S. / MORTH/IRC/BIS Codes and also the standard preliminary specifications contained therein and sign the Executive Engineer’s office copy of the APSS / MORTH and its addenda volume in token of such study before submitting his overall tender percentage which shall be for finished work in-situ.  He shall also carefully study the drawings and additional specifications and all the documents, which form part of the agreement to be entered into by the successful tenderer.  The APSS / MORTH and other documents connected with contract such as estimate plans, specifications, can be seen on all working days in the office of the Executive Engineer, {{Corporation}}., Hyderabad. </w:t>
+        <w:tab/>
+        <w:t xml:space="preserve"/>
       </w:r>
     </w:p>
     <w:p>
@@ -41446,7 +41446,7 @@
           <w:sz w:val="18"/>
           <w:szCs w:val="18"/>
         </w:rPr>
-        <w:t>It shall be understood and agreed that contractor's percentage is to include all royalties and costs arising from patent trademarks and copyrights in any way involved in the work.  Whenever the contractor requires to use any design device, materials or process covered by letter of patent or copy of right, tender shall indemnity and save the C.M.C.. from any and all claims for the infringement by reason of the use of any such patented  design device materials or process to be performed under the contract and indemnify the C.M.C.. for any costs, expenses and damage which the department may be obliged to pay by reason of any such infringement at any time during the prosecution or after the completion of the work.</w:t>
+        <w:t xml:space="preserve">It shall be understood and agreed that contractor's percentage is to include all royalties and costs arising from patent trademarks and copyrights in any way involved in the work.  Whenever the contractor requires to use any design device, materials or process covered by letter of patent or copy of right, tender shall indemnity and save the {{Corporation}}. from any and all claims for the infringement by reason of the use of any such patented  design device materials or process to be performed under the contract and indemnify the {{Corporation}}. for any costs, expenses and damage which the department may be obliged to pay by reason of any such infringement at any time during the prosecution or after the completion of the work.</w:t>
       </w:r>
     </w:p>
     <w:p>
@@ -41499,7 +41499,7 @@
           <w:sz w:val="18"/>
           <w:szCs w:val="18"/>
         </w:rPr>
-        <w:t>The tenderer should work out his own rates, without reference being made to the C.M.C.. estimated rates.</w:t>
+        <w:t>The tenderer should work out his own rates, without reference being made to the {{Corporation}}. estimated rates.</w:t>
       </w:r>
     </w:p>
     <w:p>
@@ -41532,7 +41532,7 @@
           <w:sz w:val="18"/>
           <w:szCs w:val="18"/>
         </w:rPr>
-        <w:t xml:space="preserve">Core cutting tests for C.C. Roads in CMC shall be got conducted by the CMC approved institutions by taking 3 samples necessary charges will be paid as per approved rates by the CMC.   </w:t>
+        <w:t xml:space="preserve">Core cutting tests for C.C. Roads in {{Corporation}} shall be got conducted by the {{Corporation}} approved institutions by taking 3 samples necessary charges will be paid as per approved rates by the {{Corporation}}.   </w:t>
       </w:r>
     </w:p>
     <w:p>
@@ -43312,7 +43312,7 @@
         <w:bCs/>
         <w:sz w:val="18"/>
       </w:rPr>
-      <w:t>{{Zone}} Zone, C.M.C.</w:t>
+      <w:t>{{Zone}} Zone, {{Corporation}}</w:t>
     </w:r>
   </w:p>
 </w:ftr>
@@ -43512,7 +43512,7 @@
         <w:bCs/>
         <w:sz w:val="18"/>
       </w:rPr>
-      <w:t>{{Zone}} Zone, C.M.C.</w:t>
+      <w:t>{{Zone}} Zone, {{Corporation}}</w:t>
     </w:r>
   </w:p>
 </w:ftr>

--- a/resources/civil-tender-template.docx
+++ b/resources/civil-tender-template.docx
@@ -1043,23 +1043,6 @@
                 <w:szCs w:val="22"/>
               </w:rPr>
               <w:t xml:space="preserve">Rs.  </w:t>
-            </w:r>
-          </w:p>
-          <w:p>
-            <w:pPr>
-              <w:pStyle w:val="Normal"/>
-              <w:rPr>
-                <w:b/>
-                <w:sz w:val="16"/>
-                <w:szCs w:val="16"/>
-              </w:rPr>
-            </w:pPr>
-            <w:r>
-              <w:rPr>
-                <w:b/>
-                <w:sz w:val="16"/>
-                <w:szCs w:val="16"/>
-              </w:rPr>
             </w:r>
             <w:r>
               <w:rPr>
